--- a/Eindopdracht.docx
+++ b/Eindopdracht.docx
@@ -1,6 +1,6 @@
 
 <file path=word/document.xml><?xml version="1.0" encoding="utf-8"?>
-<w:document xmlns:wpc="http://schemas.microsoft.com/office/word/2010/wordprocessingCanvas" xmlns:cx="http://schemas.microsoft.com/office/drawing/2014/chartex" xmlns:cx1="http://schemas.microsoft.com/office/drawing/2015/9/8/chartex" xmlns:cx2="http://schemas.microsoft.com/office/drawing/2015/10/21/chartex" xmlns:cx3="http://schemas.microsoft.com/office/drawing/2016/5/9/chartex" xmlns:cx4="http://schemas.microsoft.com/office/drawing/2016/5/10/chartex" xmlns:cx5="http://schemas.microsoft.com/office/drawing/2016/5/11/chartex" xmlns:cx6="http://schemas.microsoft.com/office/drawing/2016/5/12/chartex" xmlns:cx7="http://schemas.microsoft.com/office/drawing/2016/5/13/chartex" xmlns:cx8="http://schemas.microsoft.com/office/drawing/2016/5/14/chartex" xmlns:mc="http://schemas.openxmlformats.org/markup-compatibility/2006" xmlns:aink="http://schemas.microsoft.com/office/drawing/2016/ink" xmlns:am3d="http://schemas.microsoft.com/office/drawing/2017/model3d" xmlns:o="urn:schemas-microsoft-com:office:office" xmlns:oel="http://schemas.microsoft.com/office/2019/extlst" xmlns:r="http://schemas.openxmlformats.org/officeDocument/2006/relationships" xmlns:m="http://schemas.openxmlformats.org/officeDocument/2006/math" xmlns:v="urn:schemas-microsoft-com:vml" xmlns:wp14="http://schemas.microsoft.com/office/word/2010/wordprocessingDrawing" xmlns:wp="http://schemas.openxmlformats.org/drawingml/2006/wordprocessingDrawing" xmlns:w10="urn:schemas-microsoft-com:office:word" xmlns:w="http://schemas.openxmlformats.org/wordprocessingml/2006/main" xmlns:w14="http://schemas.microsoft.com/office/word/2010/wordml" xmlns:w15="http://schemas.microsoft.com/office/word/2012/wordml" xmlns:w16cex="http://schemas.microsoft.com/office/word/2018/wordml/cex" xmlns:w16cid="http://schemas.microsoft.com/office/word/2016/wordml/cid" xmlns:w16="http://schemas.microsoft.com/office/word/2018/wordml" xmlns:w16du="http://schemas.microsoft.com/office/word/2023/wordml/word16du" xmlns:w16sdtdh="http://schemas.microsoft.com/office/word/2020/wordml/sdtdatahash" xmlns:w16se="http://schemas.microsoft.com/office/word/2015/wordml/symex" xmlns:wpg="http://schemas.microsoft.com/office/word/2010/wordprocessingGroup" xmlns:wpi="http://schemas.microsoft.com/office/word/2010/wordprocessingInk" xmlns:wne="http://schemas.microsoft.com/office/word/2006/wordml" xmlns:wps="http://schemas.microsoft.com/office/word/2010/wordprocessingShape" mc:Ignorable="w14 w15 w16se w16cid w16 w16cex w16sdtdh w16du wp14">
+<w:document xmlns:wpc="http://schemas.microsoft.com/office/word/2010/wordprocessingCanvas" xmlns:cx="http://schemas.microsoft.com/office/drawing/2014/chartex" xmlns:cx1="http://schemas.microsoft.com/office/drawing/2015/9/8/chartex" xmlns:cx2="http://schemas.microsoft.com/office/drawing/2015/10/21/chartex" xmlns:cx3="http://schemas.microsoft.com/office/drawing/2016/5/9/chartex" xmlns:cx4="http://schemas.microsoft.com/office/drawing/2016/5/10/chartex" xmlns:cx5="http://schemas.microsoft.com/office/drawing/2016/5/11/chartex" xmlns:cx6="http://schemas.microsoft.com/office/drawing/2016/5/12/chartex" xmlns:cx7="http://schemas.microsoft.com/office/drawing/2016/5/13/chartex" xmlns:cx8="http://schemas.microsoft.com/office/drawing/2016/5/14/chartex" xmlns:mc="http://schemas.openxmlformats.org/markup-compatibility/2006" xmlns:aink="http://schemas.microsoft.com/office/drawing/2016/ink" xmlns:am3d="http://schemas.microsoft.com/office/drawing/2017/model3d" xmlns:o="urn:schemas-microsoft-com:office:office" xmlns:oel="http://schemas.microsoft.com/office/2019/extlst" xmlns:r="http://schemas.openxmlformats.org/officeDocument/2006/relationships" xmlns:m="http://schemas.openxmlformats.org/officeDocument/2006/math" xmlns:v="urn:schemas-microsoft-com:vml" xmlns:wp14="http://schemas.microsoft.com/office/word/2010/wordprocessingDrawing" xmlns:wp="http://schemas.openxmlformats.org/drawingml/2006/wordprocessingDrawing" xmlns:w10="urn:schemas-microsoft-com:office:word" xmlns:w="http://schemas.openxmlformats.org/wordprocessingml/2006/main" xmlns:w14="http://schemas.microsoft.com/office/word/2010/wordml" xmlns:w15="http://schemas.microsoft.com/office/word/2012/wordml" xmlns:w16cex="http://schemas.microsoft.com/office/word/2018/wordml/cex" xmlns:w16cid="http://schemas.microsoft.com/office/word/2016/wordml/cid" xmlns:w16="http://schemas.microsoft.com/office/word/2018/wordml" xmlns:w16du="http://schemas.microsoft.com/office/word/2023/wordml/word16du" xmlns:w16sdtdh="http://schemas.microsoft.com/office/word/2020/wordml/sdtdatahash" xmlns:w16sdtfl="http://schemas.microsoft.com/office/word/2024/wordml/sdtformatlock" xmlns:w16se="http://schemas.microsoft.com/office/word/2015/wordml/symex" xmlns:wpg="http://schemas.microsoft.com/office/word/2010/wordprocessingGroup" xmlns:wpi="http://schemas.microsoft.com/office/word/2010/wordprocessingInk" xmlns:wne="http://schemas.microsoft.com/office/word/2006/wordml" xmlns:wps="http://schemas.microsoft.com/office/word/2010/wordprocessingShape" mc:Ignorable="w14 w15 w16se w16cid w16 w16cex w16sdtdh w16sdtfl w16du wp14">
   <w:body>
     <w:p>
       <w:pPr>
@@ -60,7 +60,7 @@
           <w:noProof/>
         </w:rPr>
         <w:drawing>
-          <wp:inline distT="0" distB="0" distL="0" distR="0" wp14:anchorId="34CFDA87" wp14:editId="751BC89D">
+          <wp:inline distT="0" distB="0" distL="0" distR="0" wp14:anchorId="34CFDA87" wp14:editId="71812B10">
             <wp:extent cx="4162425" cy="4162425"/>
             <wp:effectExtent l="0" t="0" r="9525" b="9525"/>
             <wp:docPr id="1590304785" name="Picture 2"/>
@@ -77,7 +77,7 @@
                     </pic:cNvPicPr>
                   </pic:nvPicPr>
                   <pic:blipFill>
-                    <a:blip r:embed="rId12">
+                    <a:blip r:embed="rId12" cstate="print">
                       <a:extLst>
                         <a:ext uri="{28A0092B-C50C-407E-A947-70E740481C1C}">
                           <a14:useLocalDpi xmlns:a14="http://schemas.microsoft.com/office/drawing/2010/main" val="0"/>
@@ -1172,7 +1172,6 @@
           <w:bCs/>
         </w:rPr>
       </w:pPr>
-      <w:proofErr w:type="spellStart"/>
       <w:r>
         <w:rPr>
           <w:b/>
@@ -1180,7 +1179,6 @@
         </w:rPr>
         <w:t>Benodigdheden</w:t>
       </w:r>
-      <w:proofErr w:type="spellEnd"/>
     </w:p>
     <w:p>
       <w:pPr>
@@ -1374,15 +1372,9 @@
     <w:p>
       <w:pPr>
         <w:pStyle w:val="Heading1"/>
-        <w:rPr>
-          <w:lang w:val="nl-NL"/>
-        </w:rPr>
       </w:pPr>
       <w:bookmarkStart w:id="3" w:name="_Toc180426944"/>
       <w:r>
-        <w:rPr>
-          <w:lang w:val="nl-NL"/>
-        </w:rPr>
         <w:lastRenderedPageBreak/>
         <w:t>Initialiseren</w:t>
       </w:r>
@@ -1467,21 +1459,7 @@
         <w:rPr>
           <w:lang w:val="nl-NL"/>
         </w:rPr>
-        <w:t xml:space="preserve">Je werkt bij </w:t>
-      </w:r>
-      <w:proofErr w:type="spellStart"/>
-      <w:r>
-        <w:rPr>
-          <w:lang w:val="nl-NL"/>
-        </w:rPr>
-        <w:t>AlfaFlix</w:t>
-      </w:r>
-      <w:proofErr w:type="spellEnd"/>
-      <w:r>
-        <w:rPr>
-          <w:lang w:val="nl-NL"/>
-        </w:rPr>
-        <w:t>, een hippe retro videotheek waar je dvd’s kunt huren. Je baas wil echter met de tijd meegaan en heeft jou gevraagd om een applicatie te ontwikkelen die zowel door klanten als medewerkers kan worden gebruikt.</w:t>
+        <w:t>Je werkt bij AlfaFlix, een hippe retro videotheek waar je dvd’s kunt huren. Je baas wil echter met de tijd meegaan en heeft jou gevraagd om een applicatie te ontwikkelen die zowel door klanten als medewerkers kan worden gebruikt.</w:t>
       </w:r>
     </w:p>
     <w:p>
@@ -1528,17 +1506,8 @@
             <w:rStyle w:val="Hyperlink"/>
             <w:lang w:val="nl-NL"/>
           </w:rPr>
-          <w:t xml:space="preserve">Template </w:t>
+          <w:t>Template Inheritance</w:t>
         </w:r>
-        <w:proofErr w:type="spellStart"/>
-        <w:r>
-          <w:rPr>
-            <w:rStyle w:val="Hyperlink"/>
-            <w:lang w:val="nl-NL"/>
-          </w:rPr>
-          <w:t>Inheritance</w:t>
-        </w:r>
-        <w:proofErr w:type="spellEnd"/>
       </w:hyperlink>
       <w:r>
         <w:rPr>
@@ -1616,55 +1585,7 @@
         <w:t xml:space="preserve">Voor de functionaliteiten die je toevoegt, moet je een stroomschema maken. </w:t>
       </w:r>
       <w:r>
-        <w:t xml:space="preserve">Je </w:t>
-      </w:r>
-      <w:proofErr w:type="spellStart"/>
-      <w:r>
-        <w:t>opdrachtgever</w:t>
-      </w:r>
-      <w:proofErr w:type="spellEnd"/>
-      <w:r>
-        <w:t xml:space="preserve"> </w:t>
-      </w:r>
-      <w:proofErr w:type="spellStart"/>
-      <w:r>
-        <w:t>wil</w:t>
-      </w:r>
-      <w:proofErr w:type="spellEnd"/>
-      <w:r>
-        <w:t xml:space="preserve"> </w:t>
-      </w:r>
-      <w:proofErr w:type="spellStart"/>
-      <w:r>
-        <w:t>minimaal</w:t>
-      </w:r>
-      <w:proofErr w:type="spellEnd"/>
-      <w:r>
-        <w:t xml:space="preserve"> </w:t>
-      </w:r>
-      <w:proofErr w:type="spellStart"/>
-      <w:r>
-        <w:t>één</w:t>
-      </w:r>
-      <w:proofErr w:type="spellEnd"/>
-      <w:r>
-        <w:t xml:space="preserve"> </w:t>
-      </w:r>
-      <w:proofErr w:type="spellStart"/>
-      <w:r>
-        <w:t>stroomschema</w:t>
-      </w:r>
-      <w:proofErr w:type="spellEnd"/>
-      <w:r>
-        <w:t xml:space="preserve"> </w:t>
-      </w:r>
-      <w:proofErr w:type="spellStart"/>
-      <w:r>
-        <w:t>zien</w:t>
-      </w:r>
-      <w:proofErr w:type="spellEnd"/>
-      <w:r>
-        <w:t>.</w:t>
+        <w:t>Je opdrachtgever wil minimaal één stroomschema zien.</w:t>
       </w:r>
     </w:p>
     <w:p>
@@ -1793,27 +1714,9 @@
           <w:numId w:val="24"/>
         </w:numPr>
       </w:pPr>
-      <w:proofErr w:type="spellStart"/>
-      <w:r>
-        <w:t>Inloggen</w:t>
-      </w:r>
-      <w:proofErr w:type="spellEnd"/>
-      <w:r>
-        <w:t xml:space="preserve"> met </w:t>
-      </w:r>
-      <w:proofErr w:type="spellStart"/>
-      <w:r>
-        <w:t>gebruikersnaam</w:t>
-      </w:r>
-      <w:proofErr w:type="spellEnd"/>
-      <w:r>
-        <w:t xml:space="preserve"> &amp; </w:t>
-      </w:r>
-      <w:proofErr w:type="spellStart"/>
-      <w:r>
-        <w:t>wachtwoord</w:t>
-      </w:r>
-      <w:proofErr w:type="spellEnd"/>
+      <w:r>
+        <w:t>Inloggen met gebruikersnaam &amp; wachtwoord</w:t>
+      </w:r>
     </w:p>
     <w:p>
       <w:pPr>
@@ -1822,35 +1725,9 @@
           <w:numId w:val="24"/>
         </w:numPr>
       </w:pPr>
-      <w:proofErr w:type="spellStart"/>
-      <w:r>
-        <w:t>Registreren</w:t>
-      </w:r>
-      <w:proofErr w:type="spellEnd"/>
-      <w:r>
-        <w:t xml:space="preserve"> van </w:t>
-      </w:r>
-      <w:proofErr w:type="spellStart"/>
-      <w:r>
-        <w:t>een</w:t>
-      </w:r>
-      <w:proofErr w:type="spellEnd"/>
-      <w:r>
-        <w:t xml:space="preserve"> </w:t>
-      </w:r>
-      <w:proofErr w:type="spellStart"/>
-      <w:r>
-        <w:t>nieuwe</w:t>
-      </w:r>
-      <w:proofErr w:type="spellEnd"/>
-      <w:r>
-        <w:t xml:space="preserve"> </w:t>
-      </w:r>
-      <w:proofErr w:type="spellStart"/>
-      <w:r>
-        <w:t>gebruiker</w:t>
-      </w:r>
-      <w:proofErr w:type="spellEnd"/>
+      <w:r>
+        <w:t>Registreren van een nieuwe gebruiker</w:t>
+      </w:r>
     </w:p>
     <w:p>
       <w:pPr>
@@ -1859,11 +1736,9 @@
           <w:numId w:val="24"/>
         </w:numPr>
       </w:pPr>
-      <w:proofErr w:type="spellStart"/>
       <w:r>
         <w:t>Uitloggen</w:t>
       </w:r>
-      <w:proofErr w:type="spellEnd"/>
     </w:p>
     <w:p>
       <w:pPr>
@@ -1959,13 +1834,8 @@
         </w:numPr>
       </w:pPr>
       <w:r>
-        <w:t xml:space="preserve">Timestamp van de </w:t>
-      </w:r>
-      <w:proofErr w:type="spellStart"/>
-      <w:r>
-        <w:t>actie</w:t>
-      </w:r>
-      <w:proofErr w:type="spellEnd"/>
+        <w:t>Timestamp van de actie</w:t>
+      </w:r>
     </w:p>
     <w:p>
       <w:pPr>
@@ -1995,49 +1865,21 @@
           <w:lang w:val="nl-NL"/>
         </w:rPr>
         <w:lastRenderedPageBreak/>
-        <w:t>API (10 punten)*</w:t>
-      </w:r>
-    </w:p>
-    <w:p>
-      <w:r>
-        <w:rPr>
-          <w:rStyle w:val="Heading3Char"/>
+        <w:t>CRUD (10 punten)*</w:t>
+      </w:r>
+    </w:p>
+    <w:p>
+      <w:pPr>
+        <w:rPr>
+          <w:lang w:val="nl-NL"/>
+        </w:rPr>
+      </w:pPr>
+      <w:r>
+        <w:rPr>
           <w:lang w:val="nl-NL"/>
         </w:rPr>
         <w:br/>
-      </w:r>
-      <w:r>
-        <w:rPr>
-          <w:lang w:val="nl-NL"/>
-        </w:rPr>
-        <w:t xml:space="preserve">Maak een API waarmee acties via de website kunnen worden uitgevoerd. </w:t>
-      </w:r>
-      <w:r>
-        <w:t xml:space="preserve">Zorg </w:t>
-      </w:r>
-      <w:proofErr w:type="spellStart"/>
-      <w:r>
-        <w:t>voor</w:t>
-      </w:r>
-      <w:proofErr w:type="spellEnd"/>
-      <w:r>
-        <w:t xml:space="preserve"> </w:t>
-      </w:r>
-      <w:proofErr w:type="spellStart"/>
-      <w:r>
-        <w:t>documentatie</w:t>
-      </w:r>
-      <w:proofErr w:type="spellEnd"/>
-      <w:r>
-        <w:t xml:space="preserve"> door </w:t>
-      </w:r>
-      <w:proofErr w:type="spellStart"/>
-      <w:r>
-        <w:t>middel</w:t>
-      </w:r>
-      <w:proofErr w:type="spellEnd"/>
-      <w:r>
-        <w:t xml:space="preserve"> van Swagger.</w:t>
+        <w:t>Maak zichtbaar welke dvd’s beschikbaar, uitgeleend of gereserveerd (keuzeopdracht) zijn.</w:t>
       </w:r>
     </w:p>
     <w:p>
@@ -2048,15 +1890,7 @@
         </w:numPr>
       </w:pPr>
       <w:r>
-        <w:t>CRUD-</w:t>
-      </w:r>
-      <w:proofErr w:type="spellStart"/>
-      <w:r>
-        <w:t>acties</w:t>
-      </w:r>
-      <w:proofErr w:type="spellEnd"/>
-      <w:r>
-        <w:t xml:space="preserve"> via de API (Create, Read, Update, Delete)</w:t>
+        <w:t>Acties: dvd’s lenen en terugbrengen</w:t>
       </w:r>
     </w:p>
     <w:p>
@@ -2073,15 +1907,8 @@
         <w:rPr>
           <w:lang w:val="nl-NL"/>
         </w:rPr>
-        <w:t>Swagger-documentatie via een swagger.yaml bestand</w:t>
-      </w:r>
-    </w:p>
-    <w:p>
-      <w:pPr>
-        <w:rPr>
-          <w:lang w:val="nl-NL"/>
-        </w:rPr>
-      </w:pPr>
+        <w:t>Overzicht van alle dvd’s (uitgeleend en beschikbaar)</w:t>
+      </w:r>
     </w:p>
     <w:p>
       <w:pPr>
@@ -2092,24 +1919,40 @@
       </w:pPr>
       <w:r>
         <w:rPr>
+          <w:lang w:val="nl-NL"/>
+        </w:rPr>
+        <w:br w:type="page"/>
+      </w:r>
+      <w:r>
+        <w:rPr>
+          <w:lang w:val="nl-NL"/>
+        </w:rPr>
+        <w:br/>
+      </w:r>
+      <w:r>
+        <w:rPr>
           <w:rStyle w:val="Heading3Char"/>
           <w:lang w:val="nl-NL"/>
         </w:rPr>
-        <w:t>CRUD (10 punten)*</w:t>
-      </w:r>
-    </w:p>
-    <w:p>
-      <w:pPr>
-        <w:rPr>
-          <w:lang w:val="nl-NL"/>
-        </w:rPr>
-      </w:pPr>
-      <w:r>
-        <w:rPr>
+        <w:t>API (10 punten)*</w:t>
+      </w:r>
+    </w:p>
+    <w:p>
+      <w:r>
+        <w:rPr>
+          <w:rStyle w:val="Heading3Char"/>
           <w:lang w:val="nl-NL"/>
         </w:rPr>
         <w:br/>
-        <w:t>Maak zichtbaar welke dvd’s beschikbaar, uitgeleend of gereserveerd (keuzeopdracht) zijn.</w:t>
+      </w:r>
+      <w:r>
+        <w:rPr>
+          <w:lang w:val="nl-NL"/>
+        </w:rPr>
+        <w:t xml:space="preserve">Maak een API waarmee acties via de website kunnen worden uitgevoerd. </w:t>
+      </w:r>
+      <w:r>
+        <w:t>Zorg voor documentatie door middel van Swagger.</w:t>
       </w:r>
     </w:p>
     <w:p>
@@ -2119,43 +1962,9 @@
           <w:numId w:val="24"/>
         </w:numPr>
       </w:pPr>
-      <w:proofErr w:type="spellStart"/>
-      <w:r>
-        <w:t>Acties</w:t>
-      </w:r>
-      <w:proofErr w:type="spellEnd"/>
-      <w:r>
-        <w:t xml:space="preserve">: </w:t>
-      </w:r>
-      <w:proofErr w:type="spellStart"/>
-      <w:r>
-        <w:t>dvd’s</w:t>
-      </w:r>
-      <w:proofErr w:type="spellEnd"/>
-      <w:r>
-        <w:t xml:space="preserve"> </w:t>
-      </w:r>
-      <w:proofErr w:type="spellStart"/>
-      <w:r>
-        <w:t>lenen</w:t>
-      </w:r>
-      <w:proofErr w:type="spellEnd"/>
-      <w:r>
-        <w:t xml:space="preserve"> </w:t>
-      </w:r>
-      <w:proofErr w:type="spellStart"/>
-      <w:r>
-        <w:t>en</w:t>
-      </w:r>
-      <w:proofErr w:type="spellEnd"/>
-      <w:r>
-        <w:t xml:space="preserve"> </w:t>
-      </w:r>
-      <w:proofErr w:type="spellStart"/>
-      <w:r>
-        <w:t>terugbrengen</w:t>
-      </w:r>
-      <w:proofErr w:type="spellEnd"/>
+      <w:r>
+        <w:t>CRUD-acties via de API (Create, Read, Update, Delete)</w:t>
+      </w:r>
     </w:p>
     <w:p>
       <w:pPr>
@@ -2171,7 +1980,20 @@
         <w:rPr>
           <w:lang w:val="nl-NL"/>
         </w:rPr>
-        <w:t>Overzicht van alle dvd’s (uitgeleend en beschikbaar)</w:t>
+        <w:t>Swagger-documentatie via een swagger.yaml bestand</w:t>
+      </w:r>
+    </w:p>
+    <w:p>
+      <w:pPr>
+        <w:rPr>
+          <w:lang w:val="nl-NL"/>
+        </w:rPr>
+      </w:pPr>
+      <w:r>
+        <w:rPr>
+          <w:lang w:val="nl-NL"/>
+        </w:rPr>
+        <w:br/>
       </w:r>
     </w:p>
     <w:p>
@@ -2475,55 +2297,7 @@
         <w:t xml:space="preserve">Bedenk zelf een functionaliteit en voeg deze toe. Het aantal punten wordt bepaald op basis van onder andere technische complexiteit, originaliteit, en de kwaliteit van de uitvoering. </w:t>
       </w:r>
       <w:r>
-        <w:t xml:space="preserve">Hier </w:t>
-      </w:r>
-      <w:proofErr w:type="spellStart"/>
-      <w:r>
-        <w:t>zijn</w:t>
-      </w:r>
-      <w:proofErr w:type="spellEnd"/>
-      <w:r>
-        <w:t xml:space="preserve"> </w:t>
-      </w:r>
-      <w:proofErr w:type="spellStart"/>
-      <w:r>
-        <w:t>enkele</w:t>
-      </w:r>
-      <w:proofErr w:type="spellEnd"/>
-      <w:r>
-        <w:t xml:space="preserve"> </w:t>
-      </w:r>
-      <w:proofErr w:type="spellStart"/>
-      <w:r>
-        <w:t>suggesties</w:t>
-      </w:r>
-      <w:proofErr w:type="spellEnd"/>
-      <w:r>
-        <w:t xml:space="preserve"> </w:t>
-      </w:r>
-      <w:proofErr w:type="spellStart"/>
-      <w:r>
-        <w:t>voor</w:t>
-      </w:r>
-      <w:proofErr w:type="spellEnd"/>
-      <w:r>
-        <w:t xml:space="preserve"> </w:t>
-      </w:r>
-      <w:proofErr w:type="spellStart"/>
-      <w:r>
-        <w:t>mogelijke</w:t>
-      </w:r>
-      <w:proofErr w:type="spellEnd"/>
-      <w:r>
-        <w:t xml:space="preserve"> </w:t>
-      </w:r>
-      <w:proofErr w:type="spellStart"/>
-      <w:r>
-        <w:t>functionaliteiten</w:t>
-      </w:r>
-      <w:proofErr w:type="spellEnd"/>
-      <w:r>
-        <w:t>:</w:t>
+        <w:t>Hier zijn enkele suggesties voor mogelijke functionaliteiten:</w:t>
       </w:r>
     </w:p>
     <w:p>
@@ -2552,21 +2326,8 @@
           <w:numId w:val="30"/>
         </w:numPr>
       </w:pPr>
-      <w:proofErr w:type="spellStart"/>
-      <w:r>
-        <w:t>Implementeer</w:t>
-      </w:r>
-      <w:proofErr w:type="spellEnd"/>
-      <w:r>
-        <w:t xml:space="preserve"> </w:t>
-      </w:r>
-      <w:proofErr w:type="spellStart"/>
-      <w:r>
-        <w:t>gebruikersrollen</w:t>
-      </w:r>
-      <w:proofErr w:type="spellEnd"/>
-      <w:r>
-        <w:t>:</w:t>
+      <w:r>
+        <w:t>Implementeer gebruikersrollen:</w:t>
       </w:r>
     </w:p>
     <w:p>
@@ -2757,21 +2518,7 @@
         <w:rPr>
           <w:lang w:val="nl-NL"/>
         </w:rPr>
-        <w:t xml:space="preserve"> </w:t>
-      </w:r>
-      <w:proofErr w:type="spellStart"/>
-      <w:r>
-        <w:rPr>
-          <w:lang w:val="nl-NL"/>
-        </w:rPr>
-        <w:t>github-repository</w:t>
-      </w:r>
-      <w:proofErr w:type="spellEnd"/>
-      <w:r>
-        <w:rPr>
-          <w:lang w:val="nl-NL"/>
-        </w:rPr>
-        <w:t xml:space="preserve"> en voeg hier </w:t>
+        <w:t xml:space="preserve"> github-repository en voeg hier </w:t>
       </w:r>
       <w:r>
         <w:rPr>
@@ -2843,16 +2590,8 @@
         <w:rPr>
           <w:lang w:val="nl-NL"/>
         </w:rPr>
-        <w:t xml:space="preserve">“push” je gemaakte werk naar de </w:t>
-      </w:r>
-      <w:proofErr w:type="spellStart"/>
-      <w:r>
-        <w:rPr>
-          <w:lang w:val="nl-NL"/>
-        </w:rPr>
-        <w:t>repository</w:t>
-      </w:r>
-      <w:proofErr w:type="spellEnd"/>
+        <w:t>“push” je gemaakte werk naar de repository</w:t>
+      </w:r>
     </w:p>
     <w:p>
       <w:pPr>
@@ -2869,30 +2608,8 @@
         <w:rPr>
           <w:lang w:val="nl-NL"/>
         </w:rPr>
-        <w:t xml:space="preserve">Lever een link naar de </w:t>
-      </w:r>
-      <w:proofErr w:type="spellStart"/>
-      <w:r>
-        <w:rPr>
-          <w:lang w:val="nl-NL"/>
-        </w:rPr>
-        <w:t>repository</w:t>
-      </w:r>
-      <w:proofErr w:type="spellEnd"/>
-      <w:r>
-        <w:rPr>
-          <w:lang w:val="nl-NL"/>
-        </w:rPr>
-        <w:t xml:space="preserve"> in op </w:t>
-      </w:r>
-      <w:proofErr w:type="spellStart"/>
-      <w:r>
-        <w:rPr>
-          <w:lang w:val="nl-NL"/>
-        </w:rPr>
-        <w:t>ItsLearning</w:t>
-      </w:r>
-      <w:proofErr w:type="spellEnd"/>
+        <w:t>Lever een link naar de repository in op ItsLearning</w:t>
+      </w:r>
     </w:p>
     <w:p>
       <w:pPr>
@@ -2916,21 +2633,7 @@
         <w:rPr>
           <w:lang w:val="nl-NL"/>
         </w:rPr>
-        <w:t xml:space="preserve">Voor hulp met </w:t>
-      </w:r>
-      <w:proofErr w:type="spellStart"/>
-      <w:r>
-        <w:rPr>
-          <w:lang w:val="nl-NL"/>
-        </w:rPr>
-        <w:t>Github</w:t>
-      </w:r>
-      <w:proofErr w:type="spellEnd"/>
-      <w:r>
-        <w:rPr>
-          <w:lang w:val="nl-NL"/>
-        </w:rPr>
-        <w:t xml:space="preserve">, zie deze </w:t>
+        <w:t xml:space="preserve">Voor hulp met Github, zie deze </w:t>
       </w:r>
       <w:hyperlink r:id="rId17" w:history="1">
         <w:r>
@@ -3055,7 +2758,7 @@
 </file>
 
 <file path=word/endnotes.xml><?xml version="1.0" encoding="utf-8"?>
-<w:endnotes xmlns:wpc="http://schemas.microsoft.com/office/word/2010/wordprocessingCanvas" xmlns:cx="http://schemas.microsoft.com/office/drawing/2014/chartex" xmlns:cx1="http://schemas.microsoft.com/office/drawing/2015/9/8/chartex" xmlns:cx2="http://schemas.microsoft.com/office/drawing/2015/10/21/chartex" xmlns:cx3="http://schemas.microsoft.com/office/drawing/2016/5/9/chartex" xmlns:cx4="http://schemas.microsoft.com/office/drawing/2016/5/10/chartex" xmlns:cx5="http://schemas.microsoft.com/office/drawing/2016/5/11/chartex" xmlns:cx6="http://schemas.microsoft.com/office/drawing/2016/5/12/chartex" xmlns:cx7="http://schemas.microsoft.com/office/drawing/2016/5/13/chartex" xmlns:cx8="http://schemas.microsoft.com/office/drawing/2016/5/14/chartex" xmlns:mc="http://schemas.openxmlformats.org/markup-compatibility/2006" xmlns:aink="http://schemas.microsoft.com/office/drawing/2016/ink" xmlns:am3d="http://schemas.microsoft.com/office/drawing/2017/model3d" xmlns:o="urn:schemas-microsoft-com:office:office" xmlns:oel="http://schemas.microsoft.com/office/2019/extlst" xmlns:r="http://schemas.openxmlformats.org/officeDocument/2006/relationships" xmlns:m="http://schemas.openxmlformats.org/officeDocument/2006/math" xmlns:v="urn:schemas-microsoft-com:vml" xmlns:wp14="http://schemas.microsoft.com/office/word/2010/wordprocessingDrawing" xmlns:wp="http://schemas.openxmlformats.org/drawingml/2006/wordprocessingDrawing" xmlns:w10="urn:schemas-microsoft-com:office:word" xmlns:w="http://schemas.openxmlformats.org/wordprocessingml/2006/main" xmlns:w14="http://schemas.microsoft.com/office/word/2010/wordml" xmlns:w15="http://schemas.microsoft.com/office/word/2012/wordml" xmlns:w16cex="http://schemas.microsoft.com/office/word/2018/wordml/cex" xmlns:w16cid="http://schemas.microsoft.com/office/word/2016/wordml/cid" xmlns:w16="http://schemas.microsoft.com/office/word/2018/wordml" xmlns:w16du="http://schemas.microsoft.com/office/word/2023/wordml/word16du" xmlns:w16sdtdh="http://schemas.microsoft.com/office/word/2020/wordml/sdtdatahash" xmlns:w16se="http://schemas.microsoft.com/office/word/2015/wordml/symex" xmlns:wpg="http://schemas.microsoft.com/office/word/2010/wordprocessingGroup" xmlns:wpi="http://schemas.microsoft.com/office/word/2010/wordprocessingInk" xmlns:wne="http://schemas.microsoft.com/office/word/2006/wordml" xmlns:wps="http://schemas.microsoft.com/office/word/2010/wordprocessingShape" mc:Ignorable="w14 w15 w16se w16cid w16 w16cex w16sdtdh w16du wp14">
+<w:endnotes xmlns:wpc="http://schemas.microsoft.com/office/word/2010/wordprocessingCanvas" xmlns:cx="http://schemas.microsoft.com/office/drawing/2014/chartex" xmlns:cx1="http://schemas.microsoft.com/office/drawing/2015/9/8/chartex" xmlns:cx2="http://schemas.microsoft.com/office/drawing/2015/10/21/chartex" xmlns:cx3="http://schemas.microsoft.com/office/drawing/2016/5/9/chartex" xmlns:cx4="http://schemas.microsoft.com/office/drawing/2016/5/10/chartex" xmlns:cx5="http://schemas.microsoft.com/office/drawing/2016/5/11/chartex" xmlns:cx6="http://schemas.microsoft.com/office/drawing/2016/5/12/chartex" xmlns:cx7="http://schemas.microsoft.com/office/drawing/2016/5/13/chartex" xmlns:cx8="http://schemas.microsoft.com/office/drawing/2016/5/14/chartex" xmlns:mc="http://schemas.openxmlformats.org/markup-compatibility/2006" xmlns:aink="http://schemas.microsoft.com/office/drawing/2016/ink" xmlns:am3d="http://schemas.microsoft.com/office/drawing/2017/model3d" xmlns:o="urn:schemas-microsoft-com:office:office" xmlns:oel="http://schemas.microsoft.com/office/2019/extlst" xmlns:r="http://schemas.openxmlformats.org/officeDocument/2006/relationships" xmlns:m="http://schemas.openxmlformats.org/officeDocument/2006/math" xmlns:v="urn:schemas-microsoft-com:vml" xmlns:wp14="http://schemas.microsoft.com/office/word/2010/wordprocessingDrawing" xmlns:wp="http://schemas.openxmlformats.org/drawingml/2006/wordprocessingDrawing" xmlns:w10="urn:schemas-microsoft-com:office:word" xmlns:w="http://schemas.openxmlformats.org/wordprocessingml/2006/main" xmlns:w14="http://schemas.microsoft.com/office/word/2010/wordml" xmlns:w15="http://schemas.microsoft.com/office/word/2012/wordml" xmlns:w16cex="http://schemas.microsoft.com/office/word/2018/wordml/cex" xmlns:w16cid="http://schemas.microsoft.com/office/word/2016/wordml/cid" xmlns:w16="http://schemas.microsoft.com/office/word/2018/wordml" xmlns:w16du="http://schemas.microsoft.com/office/word/2023/wordml/word16du" xmlns:w16sdtdh="http://schemas.microsoft.com/office/word/2020/wordml/sdtdatahash" xmlns:w16sdtfl="http://schemas.microsoft.com/office/word/2024/wordml/sdtformatlock" xmlns:w16se="http://schemas.microsoft.com/office/word/2015/wordml/symex" xmlns:wpg="http://schemas.microsoft.com/office/word/2010/wordprocessingGroup" xmlns:wpi="http://schemas.microsoft.com/office/word/2010/wordprocessingInk" xmlns:wne="http://schemas.microsoft.com/office/word/2006/wordml" xmlns:wps="http://schemas.microsoft.com/office/word/2010/wordprocessingShape" mc:Ignorable="w14 w15 w16se w16cid w16 w16cex w16sdtdh w16sdtfl w16du wp14">
   <w:endnote w:type="separator" w:id="-1">
     <w:p>
       <w:pPr>
@@ -3080,7 +2783,7 @@
 </file>
 
 <file path=word/footer1.xml><?xml version="1.0" encoding="utf-8"?>
-<w:ftr xmlns:wpc="http://schemas.microsoft.com/office/word/2010/wordprocessingCanvas" xmlns:cx="http://schemas.microsoft.com/office/drawing/2014/chartex" xmlns:cx1="http://schemas.microsoft.com/office/drawing/2015/9/8/chartex" xmlns:cx2="http://schemas.microsoft.com/office/drawing/2015/10/21/chartex" xmlns:cx3="http://schemas.microsoft.com/office/drawing/2016/5/9/chartex" xmlns:cx4="http://schemas.microsoft.com/office/drawing/2016/5/10/chartex" xmlns:cx5="http://schemas.microsoft.com/office/drawing/2016/5/11/chartex" xmlns:cx6="http://schemas.microsoft.com/office/drawing/2016/5/12/chartex" xmlns:cx7="http://schemas.microsoft.com/office/drawing/2016/5/13/chartex" xmlns:cx8="http://schemas.microsoft.com/office/drawing/2016/5/14/chartex" xmlns:mc="http://schemas.openxmlformats.org/markup-compatibility/2006" xmlns:aink="http://schemas.microsoft.com/office/drawing/2016/ink" xmlns:am3d="http://schemas.microsoft.com/office/drawing/2017/model3d" xmlns:o="urn:schemas-microsoft-com:office:office" xmlns:oel="http://schemas.microsoft.com/office/2019/extlst" xmlns:r="http://schemas.openxmlformats.org/officeDocument/2006/relationships" xmlns:m="http://schemas.openxmlformats.org/officeDocument/2006/math" xmlns:v="urn:schemas-microsoft-com:vml" xmlns:wp14="http://schemas.microsoft.com/office/word/2010/wordprocessingDrawing" xmlns:wp="http://schemas.openxmlformats.org/drawingml/2006/wordprocessingDrawing" xmlns:w10="urn:schemas-microsoft-com:office:word" xmlns:w="http://schemas.openxmlformats.org/wordprocessingml/2006/main" xmlns:w14="http://schemas.microsoft.com/office/word/2010/wordml" xmlns:w15="http://schemas.microsoft.com/office/word/2012/wordml" xmlns:w16cex="http://schemas.microsoft.com/office/word/2018/wordml/cex" xmlns:w16cid="http://schemas.microsoft.com/office/word/2016/wordml/cid" xmlns:w16="http://schemas.microsoft.com/office/word/2018/wordml" xmlns:w16du="http://schemas.microsoft.com/office/word/2023/wordml/word16du" xmlns:w16sdtdh="http://schemas.microsoft.com/office/word/2020/wordml/sdtdatahash" xmlns:w16se="http://schemas.microsoft.com/office/word/2015/wordml/symex" xmlns:wpg="http://schemas.microsoft.com/office/word/2010/wordprocessingGroup" xmlns:wpi="http://schemas.microsoft.com/office/word/2010/wordprocessingInk" xmlns:wne="http://schemas.microsoft.com/office/word/2006/wordml" xmlns:wps="http://schemas.microsoft.com/office/word/2010/wordprocessingShape" mc:Ignorable="w14 w15 w16se w16cid w16 w16cex w16sdtdh w16du wp14">
+<w:ftr xmlns:wpc="http://schemas.microsoft.com/office/word/2010/wordprocessingCanvas" xmlns:cx="http://schemas.microsoft.com/office/drawing/2014/chartex" xmlns:cx1="http://schemas.microsoft.com/office/drawing/2015/9/8/chartex" xmlns:cx2="http://schemas.microsoft.com/office/drawing/2015/10/21/chartex" xmlns:cx3="http://schemas.microsoft.com/office/drawing/2016/5/9/chartex" xmlns:cx4="http://schemas.microsoft.com/office/drawing/2016/5/10/chartex" xmlns:cx5="http://schemas.microsoft.com/office/drawing/2016/5/11/chartex" xmlns:cx6="http://schemas.microsoft.com/office/drawing/2016/5/12/chartex" xmlns:cx7="http://schemas.microsoft.com/office/drawing/2016/5/13/chartex" xmlns:cx8="http://schemas.microsoft.com/office/drawing/2016/5/14/chartex" xmlns:mc="http://schemas.openxmlformats.org/markup-compatibility/2006" xmlns:aink="http://schemas.microsoft.com/office/drawing/2016/ink" xmlns:am3d="http://schemas.microsoft.com/office/drawing/2017/model3d" xmlns:o="urn:schemas-microsoft-com:office:office" xmlns:oel="http://schemas.microsoft.com/office/2019/extlst" xmlns:r="http://schemas.openxmlformats.org/officeDocument/2006/relationships" xmlns:m="http://schemas.openxmlformats.org/officeDocument/2006/math" xmlns:v="urn:schemas-microsoft-com:vml" xmlns:wp14="http://schemas.microsoft.com/office/word/2010/wordprocessingDrawing" xmlns:wp="http://schemas.openxmlformats.org/drawingml/2006/wordprocessingDrawing" xmlns:w10="urn:schemas-microsoft-com:office:word" xmlns:w="http://schemas.openxmlformats.org/wordprocessingml/2006/main" xmlns:w14="http://schemas.microsoft.com/office/word/2010/wordml" xmlns:w15="http://schemas.microsoft.com/office/word/2012/wordml" xmlns:w16cex="http://schemas.microsoft.com/office/word/2018/wordml/cex" xmlns:w16cid="http://schemas.microsoft.com/office/word/2016/wordml/cid" xmlns:w16="http://schemas.microsoft.com/office/word/2018/wordml" xmlns:w16du="http://schemas.microsoft.com/office/word/2023/wordml/word16du" xmlns:w16sdtdh="http://schemas.microsoft.com/office/word/2020/wordml/sdtdatahash" xmlns:w16sdtfl="http://schemas.microsoft.com/office/word/2024/wordml/sdtformatlock" xmlns:w16se="http://schemas.microsoft.com/office/word/2015/wordml/symex" xmlns:wpg="http://schemas.microsoft.com/office/word/2010/wordprocessingGroup" xmlns:wpi="http://schemas.microsoft.com/office/word/2010/wordprocessingInk" xmlns:wne="http://schemas.microsoft.com/office/word/2006/wordml" xmlns:wps="http://schemas.microsoft.com/office/word/2010/wordprocessingShape" mc:Ignorable="w14 w15 w16se w16cid w16 w16cex w16sdtdh w16sdtfl w16du wp14">
   <w:sdt>
     <w:sdtPr>
       <w:id w:val="1396392255"/>
@@ -3127,7 +2830,7 @@
 </file>
 
 <file path=word/footnotes.xml><?xml version="1.0" encoding="utf-8"?>
-<w:footnotes xmlns:wpc="http://schemas.microsoft.com/office/word/2010/wordprocessingCanvas" xmlns:cx="http://schemas.microsoft.com/office/drawing/2014/chartex" xmlns:cx1="http://schemas.microsoft.com/office/drawing/2015/9/8/chartex" xmlns:cx2="http://schemas.microsoft.com/office/drawing/2015/10/21/chartex" xmlns:cx3="http://schemas.microsoft.com/office/drawing/2016/5/9/chartex" xmlns:cx4="http://schemas.microsoft.com/office/drawing/2016/5/10/chartex" xmlns:cx5="http://schemas.microsoft.com/office/drawing/2016/5/11/chartex" xmlns:cx6="http://schemas.microsoft.com/office/drawing/2016/5/12/chartex" xmlns:cx7="http://schemas.microsoft.com/office/drawing/2016/5/13/chartex" xmlns:cx8="http://schemas.microsoft.com/office/drawing/2016/5/14/chartex" xmlns:mc="http://schemas.openxmlformats.org/markup-compatibility/2006" xmlns:aink="http://schemas.microsoft.com/office/drawing/2016/ink" xmlns:am3d="http://schemas.microsoft.com/office/drawing/2017/model3d" xmlns:o="urn:schemas-microsoft-com:office:office" xmlns:oel="http://schemas.microsoft.com/office/2019/extlst" xmlns:r="http://schemas.openxmlformats.org/officeDocument/2006/relationships" xmlns:m="http://schemas.openxmlformats.org/officeDocument/2006/math" xmlns:v="urn:schemas-microsoft-com:vml" xmlns:wp14="http://schemas.microsoft.com/office/word/2010/wordprocessingDrawing" xmlns:wp="http://schemas.openxmlformats.org/drawingml/2006/wordprocessingDrawing" xmlns:w10="urn:schemas-microsoft-com:office:word" xmlns:w="http://schemas.openxmlformats.org/wordprocessingml/2006/main" xmlns:w14="http://schemas.microsoft.com/office/word/2010/wordml" xmlns:w15="http://schemas.microsoft.com/office/word/2012/wordml" xmlns:w16cex="http://schemas.microsoft.com/office/word/2018/wordml/cex" xmlns:w16cid="http://schemas.microsoft.com/office/word/2016/wordml/cid" xmlns:w16="http://schemas.microsoft.com/office/word/2018/wordml" xmlns:w16du="http://schemas.microsoft.com/office/word/2023/wordml/word16du" xmlns:w16sdtdh="http://schemas.microsoft.com/office/word/2020/wordml/sdtdatahash" xmlns:w16se="http://schemas.microsoft.com/office/word/2015/wordml/symex" xmlns:wpg="http://schemas.microsoft.com/office/word/2010/wordprocessingGroup" xmlns:wpi="http://schemas.microsoft.com/office/word/2010/wordprocessingInk" xmlns:wne="http://schemas.microsoft.com/office/word/2006/wordml" xmlns:wps="http://schemas.microsoft.com/office/word/2010/wordprocessingShape" mc:Ignorable="w14 w15 w16se w16cid w16 w16cex w16sdtdh w16du wp14">
+<w:footnotes xmlns:wpc="http://schemas.microsoft.com/office/word/2010/wordprocessingCanvas" xmlns:cx="http://schemas.microsoft.com/office/drawing/2014/chartex" xmlns:cx1="http://schemas.microsoft.com/office/drawing/2015/9/8/chartex" xmlns:cx2="http://schemas.microsoft.com/office/drawing/2015/10/21/chartex" xmlns:cx3="http://schemas.microsoft.com/office/drawing/2016/5/9/chartex" xmlns:cx4="http://schemas.microsoft.com/office/drawing/2016/5/10/chartex" xmlns:cx5="http://schemas.microsoft.com/office/drawing/2016/5/11/chartex" xmlns:cx6="http://schemas.microsoft.com/office/drawing/2016/5/12/chartex" xmlns:cx7="http://schemas.microsoft.com/office/drawing/2016/5/13/chartex" xmlns:cx8="http://schemas.microsoft.com/office/drawing/2016/5/14/chartex" xmlns:mc="http://schemas.openxmlformats.org/markup-compatibility/2006" xmlns:aink="http://schemas.microsoft.com/office/drawing/2016/ink" xmlns:am3d="http://schemas.microsoft.com/office/drawing/2017/model3d" xmlns:o="urn:schemas-microsoft-com:office:office" xmlns:oel="http://schemas.microsoft.com/office/2019/extlst" xmlns:r="http://schemas.openxmlformats.org/officeDocument/2006/relationships" xmlns:m="http://schemas.openxmlformats.org/officeDocument/2006/math" xmlns:v="urn:schemas-microsoft-com:vml" xmlns:wp14="http://schemas.microsoft.com/office/word/2010/wordprocessingDrawing" xmlns:wp="http://schemas.openxmlformats.org/drawingml/2006/wordprocessingDrawing" xmlns:w10="urn:schemas-microsoft-com:office:word" xmlns:w="http://schemas.openxmlformats.org/wordprocessingml/2006/main" xmlns:w14="http://schemas.microsoft.com/office/word/2010/wordml" xmlns:w15="http://schemas.microsoft.com/office/word/2012/wordml" xmlns:w16cex="http://schemas.microsoft.com/office/word/2018/wordml/cex" xmlns:w16cid="http://schemas.microsoft.com/office/word/2016/wordml/cid" xmlns:w16="http://schemas.microsoft.com/office/word/2018/wordml" xmlns:w16du="http://schemas.microsoft.com/office/word/2023/wordml/word16du" xmlns:w16sdtdh="http://schemas.microsoft.com/office/word/2020/wordml/sdtdatahash" xmlns:w16sdtfl="http://schemas.microsoft.com/office/word/2024/wordml/sdtformatlock" xmlns:w16se="http://schemas.microsoft.com/office/word/2015/wordml/symex" xmlns:wpg="http://schemas.microsoft.com/office/word/2010/wordprocessingGroup" xmlns:wpi="http://schemas.microsoft.com/office/word/2010/wordprocessingInk" xmlns:wne="http://schemas.microsoft.com/office/word/2006/wordml" xmlns:wps="http://schemas.microsoft.com/office/word/2010/wordprocessingShape" mc:Ignorable="w14 w15 w16se w16cid w16 w16cex w16sdtdh w16sdtfl w16du wp14">
   <w:footnote w:type="separator" w:id="-1">
     <w:p>
       <w:pPr>
@@ -3152,7 +2855,7 @@
 </file>
 
 <file path=word/numbering.xml><?xml version="1.0" encoding="utf-8"?>
-<w:numbering xmlns:wpc="http://schemas.microsoft.com/office/word/2010/wordprocessingCanvas" xmlns:cx="http://schemas.microsoft.com/office/drawing/2014/chartex" xmlns:cx1="http://schemas.microsoft.com/office/drawing/2015/9/8/chartex" xmlns:cx2="http://schemas.microsoft.com/office/drawing/2015/10/21/chartex" xmlns:cx3="http://schemas.microsoft.com/office/drawing/2016/5/9/chartex" xmlns:cx4="http://schemas.microsoft.com/office/drawing/2016/5/10/chartex" xmlns:cx5="http://schemas.microsoft.com/office/drawing/2016/5/11/chartex" xmlns:cx6="http://schemas.microsoft.com/office/drawing/2016/5/12/chartex" xmlns:cx7="http://schemas.microsoft.com/office/drawing/2016/5/13/chartex" xmlns:cx8="http://schemas.microsoft.com/office/drawing/2016/5/14/chartex" xmlns:mc="http://schemas.openxmlformats.org/markup-compatibility/2006" xmlns:aink="http://schemas.microsoft.com/office/drawing/2016/ink" xmlns:am3d="http://schemas.microsoft.com/office/drawing/2017/model3d" xmlns:o="urn:schemas-microsoft-com:office:office" xmlns:oel="http://schemas.microsoft.com/office/2019/extlst" xmlns:r="http://schemas.openxmlformats.org/officeDocument/2006/relationships" xmlns:m="http://schemas.openxmlformats.org/officeDocument/2006/math" xmlns:v="urn:schemas-microsoft-com:vml" xmlns:wp14="http://schemas.microsoft.com/office/word/2010/wordprocessingDrawing" xmlns:wp="http://schemas.openxmlformats.org/drawingml/2006/wordprocessingDrawing" xmlns:w10="urn:schemas-microsoft-com:office:word" xmlns:w="http://schemas.openxmlformats.org/wordprocessingml/2006/main" xmlns:w14="http://schemas.microsoft.com/office/word/2010/wordml" xmlns:w15="http://schemas.microsoft.com/office/word/2012/wordml" xmlns:w16cex="http://schemas.microsoft.com/office/word/2018/wordml/cex" xmlns:w16cid="http://schemas.microsoft.com/office/word/2016/wordml/cid" xmlns:w16="http://schemas.microsoft.com/office/word/2018/wordml" xmlns:w16du="http://schemas.microsoft.com/office/word/2023/wordml/word16du" xmlns:w16sdtdh="http://schemas.microsoft.com/office/word/2020/wordml/sdtdatahash" xmlns:w16se="http://schemas.microsoft.com/office/word/2015/wordml/symex" xmlns:wpg="http://schemas.microsoft.com/office/word/2010/wordprocessingGroup" xmlns:wpi="http://schemas.microsoft.com/office/word/2010/wordprocessingInk" xmlns:wne="http://schemas.microsoft.com/office/word/2006/wordml" xmlns:wps="http://schemas.microsoft.com/office/word/2010/wordprocessingShape" mc:Ignorable="w14 w15 w16se w16cid w16 w16cex w16sdtdh w16du wp14">
+<w:numbering xmlns:wpc="http://schemas.microsoft.com/office/word/2010/wordprocessingCanvas" xmlns:cx="http://schemas.microsoft.com/office/drawing/2014/chartex" xmlns:cx1="http://schemas.microsoft.com/office/drawing/2015/9/8/chartex" xmlns:cx2="http://schemas.microsoft.com/office/drawing/2015/10/21/chartex" xmlns:cx3="http://schemas.microsoft.com/office/drawing/2016/5/9/chartex" xmlns:cx4="http://schemas.microsoft.com/office/drawing/2016/5/10/chartex" xmlns:cx5="http://schemas.microsoft.com/office/drawing/2016/5/11/chartex" xmlns:cx6="http://schemas.microsoft.com/office/drawing/2016/5/12/chartex" xmlns:cx7="http://schemas.microsoft.com/office/drawing/2016/5/13/chartex" xmlns:cx8="http://schemas.microsoft.com/office/drawing/2016/5/14/chartex" xmlns:mc="http://schemas.openxmlformats.org/markup-compatibility/2006" xmlns:aink="http://schemas.microsoft.com/office/drawing/2016/ink" xmlns:am3d="http://schemas.microsoft.com/office/drawing/2017/model3d" xmlns:o="urn:schemas-microsoft-com:office:office" xmlns:oel="http://schemas.microsoft.com/office/2019/extlst" xmlns:r="http://schemas.openxmlformats.org/officeDocument/2006/relationships" xmlns:m="http://schemas.openxmlformats.org/officeDocument/2006/math" xmlns:v="urn:schemas-microsoft-com:vml" xmlns:wp14="http://schemas.microsoft.com/office/word/2010/wordprocessingDrawing" xmlns:wp="http://schemas.openxmlformats.org/drawingml/2006/wordprocessingDrawing" xmlns:w10="urn:schemas-microsoft-com:office:word" xmlns:w="http://schemas.openxmlformats.org/wordprocessingml/2006/main" xmlns:w14="http://schemas.microsoft.com/office/word/2010/wordml" xmlns:w15="http://schemas.microsoft.com/office/word/2012/wordml" xmlns:w16cex="http://schemas.microsoft.com/office/word/2018/wordml/cex" xmlns:w16cid="http://schemas.microsoft.com/office/word/2016/wordml/cid" xmlns:w16="http://schemas.microsoft.com/office/word/2018/wordml" xmlns:w16du="http://schemas.microsoft.com/office/word/2023/wordml/word16du" xmlns:w16sdtdh="http://schemas.microsoft.com/office/word/2020/wordml/sdtdatahash" xmlns:w16sdtfl="http://schemas.microsoft.com/office/word/2024/wordml/sdtformatlock" xmlns:w16se="http://schemas.microsoft.com/office/word/2015/wordml/symex" xmlns:wpg="http://schemas.microsoft.com/office/word/2010/wordprocessingGroup" xmlns:wpi="http://schemas.microsoft.com/office/word/2010/wordprocessingInk" xmlns:wne="http://schemas.microsoft.com/office/word/2006/wordml" xmlns:wps="http://schemas.microsoft.com/office/word/2010/wordprocessingShape" mc:Ignorable="w14 w15 w16se w16cid w16 w16cex w16sdtdh w16sdtfl w16du wp14">
   <w:abstractNum w:abstractNumId="0" w15:restartNumberingAfterBreak="0">
     <w:nsid w:val="FFFFFF7C"/>
     <w:multiLevelType w:val="singleLevel"/>
@@ -5412,7 +5115,7 @@
 </file>
 
 <file path=word/styles.xml><?xml version="1.0" encoding="utf-8"?>
-<w:styles xmlns:mc="http://schemas.openxmlformats.org/markup-compatibility/2006" xmlns:r="http://schemas.openxmlformats.org/officeDocument/2006/relationships" xmlns:w="http://schemas.openxmlformats.org/wordprocessingml/2006/main" xmlns:w14="http://schemas.microsoft.com/office/word/2010/wordml" xmlns:w15="http://schemas.microsoft.com/office/word/2012/wordml" xmlns:w16cex="http://schemas.microsoft.com/office/word/2018/wordml/cex" xmlns:w16cid="http://schemas.microsoft.com/office/word/2016/wordml/cid" xmlns:w16="http://schemas.microsoft.com/office/word/2018/wordml" xmlns:w16du="http://schemas.microsoft.com/office/word/2023/wordml/word16du" xmlns:w16sdtdh="http://schemas.microsoft.com/office/word/2020/wordml/sdtdatahash" xmlns:w16se="http://schemas.microsoft.com/office/word/2015/wordml/symex" mc:Ignorable="w14 w15 w16se w16cid w16 w16cex w16sdtdh w16du">
+<w:styles xmlns:mc="http://schemas.openxmlformats.org/markup-compatibility/2006" xmlns:r="http://schemas.openxmlformats.org/officeDocument/2006/relationships" xmlns:w="http://schemas.openxmlformats.org/wordprocessingml/2006/main" xmlns:w14="http://schemas.microsoft.com/office/word/2010/wordml" xmlns:w15="http://schemas.microsoft.com/office/word/2012/wordml" xmlns:w16cex="http://schemas.microsoft.com/office/word/2018/wordml/cex" xmlns:w16cid="http://schemas.microsoft.com/office/word/2016/wordml/cid" xmlns:w16="http://schemas.microsoft.com/office/word/2018/wordml" xmlns:w16du="http://schemas.microsoft.com/office/word/2023/wordml/word16du" xmlns:w16sdtdh="http://schemas.microsoft.com/office/word/2020/wordml/sdtdatahash" xmlns:w16sdtfl="http://schemas.microsoft.com/office/word/2024/wordml/sdtformatlock" xmlns:w16se="http://schemas.microsoft.com/office/word/2015/wordml/symex" mc:Ignorable="w14 w15 w16se w16cid w16 w16cex w16sdtdh w16sdtfl w16du">
   <w:docDefaults>
     <w:rPrDefault>
       <w:rPr>
@@ -7087,6 +6790,15 @@
 </file>
 
 <file path=customXml/item1.xml><?xml version="1.0" encoding="utf-8"?>
+<?mso-contentType ?>
+<FormTemplates xmlns="http://schemas.microsoft.com/sharepoint/v3/contenttype/forms">
+  <Display>DocumentLibraryForm</Display>
+  <Edit>DocumentLibraryForm</Edit>
+  <New>DocumentLibraryForm</New>
+</FormTemplates>
+</file>
+
+<file path=customXml/item2.xml><?xml version="1.0" encoding="utf-8"?>
 <p:properties xmlns:p="http://schemas.microsoft.com/office/2006/metadata/properties" xmlns:xsi="http://www.w3.org/2001/XMLSchema-instance" xmlns:pc="http://schemas.microsoft.com/office/infopath/2007/PartnerControls">
   <documentManagement>
     <_dlc_DocId xmlns="498267d4-2a5a-4c72-99d3-cf7236a95ce8">CTQFD2CFPMXN-979-676</_dlc_DocId>
@@ -7107,63 +6819,8 @@
 </p:properties>
 </file>
 
-<file path=customXml/item2.xml><?xml version="1.0" encoding="utf-8"?>
-<?mso-contentType ?>
-<FormTemplates xmlns="http://schemas.microsoft.com/sharepoint/v3/contenttype/forms">
-  <Display>DocumentLibraryForm</Display>
-  <Edit>DocumentLibraryForm</Edit>
-  <New>DocumentLibraryForm</New>
-</FormTemplates>
-</file>
-
 <file path=customXml/item3.xml><?xml version="1.0" encoding="utf-8"?>
-<?mso-contentType ?>
-<spe:Receivers xmlns:spe="http://schemas.microsoft.com/sharepoint/events">
-  <Receiver>
-    <Name>Document ID Generator</Name>
-    <Synchronization>Synchronous</Synchronization>
-    <Type>10001</Type>
-    <SequenceNumber>1000</SequenceNumber>
-    <Url/>
-    <Assembly>Microsoft.Office.DocumentManagement, Version=15.0.0.0, Culture=neutral, PublicKeyToken=71e9bce111e9429c</Assembly>
-    <Class>Microsoft.Office.DocumentManagement.Internal.DocIdHandler</Class>
-    <Data/>
-    <Filter/>
-  </Receiver>
-  <Receiver>
-    <Name>Document ID Generator</Name>
-    <Synchronization>Synchronous</Synchronization>
-    <Type>10002</Type>
-    <SequenceNumber>1001</SequenceNumber>
-    <Url/>
-    <Assembly>Microsoft.Office.DocumentManagement, Version=15.0.0.0, Culture=neutral, PublicKeyToken=71e9bce111e9429c</Assembly>
-    <Class>Microsoft.Office.DocumentManagement.Internal.DocIdHandler</Class>
-    <Data/>
-    <Filter/>
-  </Receiver>
-  <Receiver>
-    <Name>Document ID Generator</Name>
-    <Synchronization>Synchronous</Synchronization>
-    <Type>10004</Type>
-    <SequenceNumber>1002</SequenceNumber>
-    <Url/>
-    <Assembly>Microsoft.Office.DocumentManagement, Version=15.0.0.0, Culture=neutral, PublicKeyToken=71e9bce111e9429c</Assembly>
-    <Class>Microsoft.Office.DocumentManagement.Internal.DocIdHandler</Class>
-    <Data/>
-    <Filter/>
-  </Receiver>
-  <Receiver>
-    <Name>Document ID Generator</Name>
-    <Synchronization>Synchronous</Synchronization>
-    <Type>10006</Type>
-    <SequenceNumber>1003</SequenceNumber>
-    <Url/>
-    <Assembly>Microsoft.Office.DocumentManagement, Version=15.0.0.0, Culture=neutral, PublicKeyToken=71e9bce111e9429c</Assembly>
-    <Class>Microsoft.Office.DocumentManagement.Internal.DocIdHandler</Class>
-    <Data/>
-    <Filter/>
-  </Receiver>
-</spe:Receivers>
+<b:Sources xmlns:b="http://schemas.openxmlformats.org/officeDocument/2006/bibliography" xmlns="http://schemas.openxmlformats.org/officeDocument/2006/bibliography" SelectedStyle="\apasixtheditionofficeonline.xsl" StyleName="APA" Version="6"/>
 </file>
 
 <file path=customXml/item4.xml><?xml version="1.0" encoding="utf-8"?>
@@ -7346,10 +7003,64 @@
 </file>
 
 <file path=customXml/item5.xml><?xml version="1.0" encoding="utf-8"?>
-<b:Sources xmlns:b="http://schemas.openxmlformats.org/officeDocument/2006/bibliography" xmlns="http://schemas.openxmlformats.org/officeDocument/2006/bibliography" SelectedStyle="\apasixtheditionofficeonline.xsl" StyleName="APA" Version="6"/>
+<?mso-contentType ?>
+<spe:Receivers xmlns:spe="http://schemas.microsoft.com/sharepoint/events">
+  <Receiver>
+    <Name>Document ID Generator</Name>
+    <Synchronization>Synchronous</Synchronization>
+    <Type>10001</Type>
+    <SequenceNumber>1000</SequenceNumber>
+    <Url/>
+    <Assembly>Microsoft.Office.DocumentManagement, Version=15.0.0.0, Culture=neutral, PublicKeyToken=71e9bce111e9429c</Assembly>
+    <Class>Microsoft.Office.DocumentManagement.Internal.DocIdHandler</Class>
+    <Data/>
+    <Filter/>
+  </Receiver>
+  <Receiver>
+    <Name>Document ID Generator</Name>
+    <Synchronization>Synchronous</Synchronization>
+    <Type>10002</Type>
+    <SequenceNumber>1001</SequenceNumber>
+    <Url/>
+    <Assembly>Microsoft.Office.DocumentManagement, Version=15.0.0.0, Culture=neutral, PublicKeyToken=71e9bce111e9429c</Assembly>
+    <Class>Microsoft.Office.DocumentManagement.Internal.DocIdHandler</Class>
+    <Data/>
+    <Filter/>
+  </Receiver>
+  <Receiver>
+    <Name>Document ID Generator</Name>
+    <Synchronization>Synchronous</Synchronization>
+    <Type>10004</Type>
+    <SequenceNumber>1002</SequenceNumber>
+    <Url/>
+    <Assembly>Microsoft.Office.DocumentManagement, Version=15.0.0.0, Culture=neutral, PublicKeyToken=71e9bce111e9429c</Assembly>
+    <Class>Microsoft.Office.DocumentManagement.Internal.DocIdHandler</Class>
+    <Data/>
+    <Filter/>
+  </Receiver>
+  <Receiver>
+    <Name>Document ID Generator</Name>
+    <Synchronization>Synchronous</Synchronization>
+    <Type>10006</Type>
+    <SequenceNumber>1003</SequenceNumber>
+    <Url/>
+    <Assembly>Microsoft.Office.DocumentManagement, Version=15.0.0.0, Culture=neutral, PublicKeyToken=71e9bce111e9429c</Assembly>
+    <Class>Microsoft.Office.DocumentManagement.Internal.DocIdHandler</Class>
+    <Data/>
+    <Filter/>
+  </Receiver>
+</spe:Receivers>
 </file>
 
 <file path=customXml/itemProps1.xml><?xml version="1.0" encoding="utf-8"?>
+<ds:datastoreItem xmlns:ds="http://schemas.openxmlformats.org/officeDocument/2006/customXml" ds:itemID="{B79E6113-9D61-48C6-AB23-FE0124366565}">
+  <ds:schemaRefs>
+    <ds:schemaRef ds:uri="http://schemas.microsoft.com/sharepoint/v3/contenttype/forms"/>
+  </ds:schemaRefs>
+</ds:datastoreItem>
+</file>
+
+<file path=customXml/itemProps2.xml><?xml version="1.0" encoding="utf-8"?>
 <ds:datastoreItem xmlns:ds="http://schemas.openxmlformats.org/officeDocument/2006/customXml" ds:itemID="{4A3CED26-0910-4819-874B-D8E2CCD421FE}">
   <ds:schemaRefs>
     <ds:schemaRef ds:uri="http://schemas.microsoft.com/office/2006/metadata/properties"/>
@@ -7359,18 +7070,10 @@
 </ds:datastoreItem>
 </file>
 
-<file path=customXml/itemProps2.xml><?xml version="1.0" encoding="utf-8"?>
-<ds:datastoreItem xmlns:ds="http://schemas.openxmlformats.org/officeDocument/2006/customXml" ds:itemID="{B79E6113-9D61-48C6-AB23-FE0124366565}">
+<file path=customXml/itemProps3.xml><?xml version="1.0" encoding="utf-8"?>
+<ds:datastoreItem xmlns:ds="http://schemas.openxmlformats.org/officeDocument/2006/customXml" ds:itemID="{9A131541-2DE1-47E4-B02C-C56562F5FA5C}">
   <ds:schemaRefs>
-    <ds:schemaRef ds:uri="http://schemas.microsoft.com/sharepoint/v3/contenttype/forms"/>
-  </ds:schemaRefs>
-</ds:datastoreItem>
-</file>
-
-<file path=customXml/itemProps3.xml><?xml version="1.0" encoding="utf-8"?>
-<ds:datastoreItem xmlns:ds="http://schemas.openxmlformats.org/officeDocument/2006/customXml" ds:itemID="{D7FA49B8-B6EE-4B3F-B22F-E9F8C6A00940}">
-  <ds:schemaRefs>
-    <ds:schemaRef ds:uri="http://schemas.microsoft.com/sharepoint/events"/>
+    <ds:schemaRef ds:uri="http://schemas.openxmlformats.org/officeDocument/2006/bibliography"/>
   </ds:schemaRefs>
 </ds:datastoreItem>
 </file>
@@ -7394,9 +7097,9 @@
 </file>
 
 <file path=customXml/itemProps5.xml><?xml version="1.0" encoding="utf-8"?>
-<ds:datastoreItem xmlns:ds="http://schemas.openxmlformats.org/officeDocument/2006/customXml" ds:itemID="{9A131541-2DE1-47E4-B02C-C56562F5FA5C}">
+<ds:datastoreItem xmlns:ds="http://schemas.openxmlformats.org/officeDocument/2006/customXml" ds:itemID="{D7FA49B8-B6EE-4B3F-B22F-E9F8C6A00940}">
   <ds:schemaRefs>
-    <ds:schemaRef ds:uri="http://schemas.openxmlformats.org/officeDocument/2006/bibliography"/>
+    <ds:schemaRef ds:uri="http://schemas.microsoft.com/sharepoint/events"/>
   </ds:schemaRefs>
 </ds:datastoreItem>
 </file>